--- a/docs/resume/jp-samano-resume-es.docx
+++ b/docs/resume/jp-samano-resume-es.docx
@@ -14,7 +14,7 @@
           <w:color w:val="122033"/>
           <w:sz w:val="36"/>
         </w:rPr>
-        <w:t>JOSE PABLO SAMANO SUAREZ</w:t>
+        <w:t>JOSÉ PABLO SÁMANO SUÁREZ</w:t>
       </w:r>
     </w:p>
     <w:p>
@@ -28,7 +28,7 @@
           <w:color w:val="555F6E"/>
           <w:sz w:val="17"/>
         </w:rPr>
-        <w:t>Estudiante de Ciencias de la Computación | Ingeniería de Software | Ciberseguridad | Sistemas de Producto Full-Stack</w:t>
+        <w:t>Estudiante de Ciencias de la Computación | Desarrollador de Software | Sistemas Full-Stack y de IA Documental</w:t>
       </w:r>
     </w:p>
     <w:p>
@@ -65,7 +65,7 @@
         <w:spacing w:after="60"/>
       </w:pPr>
       <w:r>
-        <w:t>Estudiante de Ciencias de la Computación en Acadia University que entrega software en producción para un cliente real. Construyó y mantiene dos sistemas en uso diario en LegalShelf: CheckWise, plataforma de cumplimiento REPSE que atiende a 3 empresas cliente y 15+ proveedores con cerca de 20,000 documentos procesados, y Verifaid, un sistema de verificación de documentos. Trabaja en ingeniería full-stack, modelado de dominio y ciberseguridad. Abierto a prácticas y roles técnicos junior.</w:t>
+        <w:t>Estudiante de Ciencias de la Computación en Acadia University (generación mayo 2027) y desarrollador de software en LegalShelf. Desarrollador principal de CheckWise, plataforma de cumplimiento REPSE en producción desde mayo de 2026, y de Verifaid, un producto de verificación legal en piloto controlado. Construye con agentes de IA detrás de compuertas estrictas de revisión y pruebas. Disponible para prácticas desde ahora y para tiempo completo desde mayo de 2027.</w:t>
       </w:r>
     </w:p>
     <w:p>
@@ -166,7 +166,7 @@
         <w:rPr>
           <w:color w:val="555F6E"/>
         </w:rPr>
-        <w:t xml:space="preserve"> | Ciudad de México / Remoto | 2026-Presente</w:t>
+        <w:t xml:space="preserve"> | Ciudad de México / Remoto | Mayo 2026-Presente</w:t>
       </w:r>
     </w:p>
     <w:p>
@@ -180,7 +180,7 @@
           <w:color w:val="122033"/>
           <w:sz w:val="17"/>
         </w:rPr>
-        <w:t>Construye y mantiene dos sistemas en producción y uso diario: CheckWise, plataforma de cumplimiento REPSE, y Verifaid, sistema de verificación de documentos.</w:t>
+        <w:t>Desarrollador principal de CheckWise, plataforma de cumplimiento REPSE en producción desde mayo de 2026: backend en FastAPI y PostgreSQL, frontend en Next.js 16 / React 19, portales de proveedor, cliente y revisor, y prevalidación documental asistida por IA donde una persona toma cada decisión. 2,454 commits y 667 pull requests fusionados a septiembre de 2026.</w:t>
       </w:r>
     </w:p>
     <w:p>
@@ -194,7 +194,7 @@
           <w:color w:val="122033"/>
           <w:sz w:val="17"/>
         </w:rPr>
-        <w:t>CheckWise atiende a 3 empresas cliente y 15+ proveedores, con cerca de 20,000 documentos de cumplimiento procesados a la fecha. Construyó el backend en FastAPI y el frontend en Next.js 15 / React 19 con recepción de evidencia, dictamen del revisor y vistas de riesgo del portafolio, con autenticación JWT y control de acceso por rol.</w:t>
+        <w:t>Modeló las obligaciones REPSE como institución x ciclo (SAT, IMSS, INFONAVIT, STPS; mensual a anual) para que el calendario, los recordatorios y las vistas de riesgo salgan de un solo modelo de datos. Cada versión está protegida por 5,199 pruebas de backend, 2,542 de frontend y 71 end-to-end.</w:t>
       </w:r>
     </w:p>
     <w:p>
@@ -208,7 +208,7 @@
           <w:color w:val="122033"/>
           <w:sz w:val="17"/>
         </w:rPr>
-        <w:t>Modeló las obligaciones REPSE como institución x ciclo (SAT, IMSS, INFONAVIT, STPS; mensual a anual) para que el calendario operativo y las compuertas de expediente se deriven del modelo de datos, y entregó un centro de reportes con IA protegido por una suite de seguridad dentro de 320+ pruebas backend.</w:t>
+        <w:t>Construyó Verifaid, que lee poderes notariales y cita la página exacta de quién puede firmar y con qué límites: de un repositorio vacío a un piloto controlado en seis semanas, con seguridad a nivel de fila y aprobación de dos personas.</w:t>
       </w:r>
     </w:p>
     <w:p>
@@ -222,7 +222,7 @@
           <w:color w:val="122033"/>
           <w:sz w:val="17"/>
         </w:rPr>
-        <w:t>Construyó pipelines de limpieza de bases de datos y extracción de metadatos que vuelven grandes conjuntos documentales consistentes, consultables y confiables de procesar.</w:t>
+        <w:t>Construyó pipelines con Claude visión y la Batch API que extrajeron metadatos de 13,288 documentos legales y verificaron por hash 903 registros notariales; reconstruyó legalshelf.mx en Astro. Dirige agentes de Claude Code en worktrees aislados detrás de compuertas de CI.</w:t>
       </w:r>
     </w:p>
     <w:p>
